--- a/report_template/template_main/ptBPTMPlus_rummage_simple_v1.3.0.docx
+++ b/report_template/template_main/ptBPTMPlus_rummage_simple_v1.3.0.docx
@@ -4143,6 +4143,7 @@
                 <w:sz w:val="18"/>
                 <w:szCs w:val="18"/>
               </w:rPr>
+              <w:lastRenderedPageBreak/>
               <w:t>检测内容</w:t>
             </w:r>
           </w:p>
@@ -4374,16 +4375,7 @@
                 <w:sz w:val="17"/>
                 <w:szCs w:val="17"/>
               </w:rPr>
-              <w:t>因基因组中同源序列的干扰和部分区域</w:t>
-            </w:r>
-            <w:r>
-              <w:rPr>
-                <w:rFonts w:ascii="思源黑体 CN Normal" w:eastAsia="思源黑体 CN Normal" w:hAnsi="思源黑体 CN Normal" w:hint="eastAsia"/>
-                <w:sz w:val="17"/>
-                <w:szCs w:val="17"/>
-              </w:rPr>
-              <w:lastRenderedPageBreak/>
-              <w:t>覆盖度不佳等原因，以下基因区域不在检测范围内：</w:t>
+              <w:t>因基因组中同源序列的干扰和部分区域覆盖度不佳等原因，以下基因区域不在检测范围内：</w:t>
             </w:r>
             <w:r>
               <w:rPr>
@@ -4745,7 +4737,6 @@
                 <w:sz w:val="18"/>
                 <w:szCs w:val="18"/>
               </w:rPr>
-              <w:lastRenderedPageBreak/>
               <w:t>检测意义</w:t>
             </w:r>
           </w:p>
@@ -7005,6 +6996,7 @@
           <w:sz w:val="16"/>
           <w:szCs w:val="16"/>
         </w:rPr>
+        <w:lastRenderedPageBreak/>
         <w:t>本</w:t>
       </w:r>
       <w:r>
@@ -7083,17 +7075,7 @@
           <w:sz w:val="16"/>
           <w:szCs w:val="16"/>
         </w:rPr>
-        <w:t>}}共同制定的</w:t>
-      </w:r>
-      <w:r>
-        <w:rPr>
-          <w:rFonts w:ascii="思源黑体 CN Normal" w:eastAsia="思源黑体 CN Normal" w:hAnsi="思源黑体 CN Normal" w:hint="eastAsia"/>
-          <w:color w:val="000000"/>
-          <w:sz w:val="16"/>
-          <w:szCs w:val="16"/>
-        </w:rPr>
-        <w:lastRenderedPageBreak/>
-        <w:t>{{</w:t>
+        <w:t>}}共同制定的{{</w:t>
       </w:r>
       <w:proofErr w:type="spellStart"/>
       <w:r>
@@ -10400,6 +10382,7 @@
                 <w:sz w:val="17"/>
                 <w:szCs w:val="17"/>
               </w:rPr>
+              <w:lastRenderedPageBreak/>
               <w:t>微卫星稳定（MSS）</w:t>
             </w:r>
           </w:p>
@@ -10418,7 +10401,6 @@
                 <w:sz w:val="17"/>
                 <w:szCs w:val="17"/>
               </w:rPr>
-              <w:lastRenderedPageBreak/>
               <w:t>{%p endif%}</w:t>
             </w:r>
           </w:p>
@@ -12976,7 +12958,6 @@
           <w:sz w:val="16"/>
           <w:szCs w:val="16"/>
         </w:rPr>
-        <w:lastRenderedPageBreak/>
         <w:t>注：</w:t>
       </w:r>
     </w:p>
@@ -19173,6 +19154,7 @@
                 <w:sz w:val="17"/>
                 <w:szCs w:val="17"/>
               </w:rPr>
+              <w:lastRenderedPageBreak/>
               <w:t>决策参考</w:t>
             </w:r>
           </w:p>
@@ -19203,6 +19185,7 @@
                 <w:sz w:val="17"/>
                 <w:szCs w:val="17"/>
               </w:rPr>
+              <w:lastRenderedPageBreak/>
               <w:t>{{</w:t>
             </w:r>
             <w:proofErr w:type="spellStart"/>
@@ -19264,6 +19247,7 @@
                 <w:sz w:val="17"/>
                 <w:szCs w:val="17"/>
               </w:rPr>
+              <w:lastRenderedPageBreak/>
               <w:t xml:space="preserve">{%p if </w:t>
             </w:r>
             <w:proofErr w:type="spellStart"/>
@@ -19300,7 +19284,6 @@
                 <w:sz w:val="17"/>
                 <w:szCs w:val="17"/>
               </w:rPr>
-              <w:lastRenderedPageBreak/>
               <w:t xml:space="preserve">{{ </w:t>
             </w:r>
             <w:proofErr w:type="spellStart"/>
@@ -25598,6 +25581,7 @@
           <w:sz w:val="16"/>
           <w:szCs w:val="16"/>
         </w:rPr>
+        <w:lastRenderedPageBreak/>
         <w:t>本部分仅对解读为致病性、疑似致病性胚系变异进行详细解读。</w:t>
       </w:r>
     </w:p>
@@ -25698,7 +25682,6 @@
           <w:sz w:val="16"/>
           <w:szCs w:val="16"/>
         </w:rPr>
-        <w:lastRenderedPageBreak/>
         <w:t xml:space="preserve">{%p if </w:t>
       </w:r>
       <w:r>
@@ -39872,7 +39855,16 @@
           <w:sz w:val="18"/>
           <w:szCs w:val="18"/>
         </w:rPr>
-        <w:t>蛋白检测（免疫组织化学法）进行分型；可选推荐为：采用高通量测序方法检测</w:t>
+        <w:t>蛋白检测（免疫组织化学法）进行分型；可选推荐为：采用高</w:t>
+      </w:r>
+      <w:r>
+        <w:rPr>
+          <w:rFonts w:ascii="思源黑体 CN Normal" w:eastAsia="思源黑体 CN Normal" w:hAnsi="思源黑体 CN Normal" w:hint="eastAsia"/>
+          <w:sz w:val="18"/>
+          <w:szCs w:val="18"/>
+        </w:rPr>
+        <w:lastRenderedPageBreak/>
+        <w:t>通量测序方法检测</w:t>
       </w:r>
       <w:r>
         <w:rPr>
@@ -39939,7 +39931,6 @@
           <w:szCs w:val="18"/>
           <w:highlight w:val="green"/>
         </w:rPr>
-        <w:lastRenderedPageBreak/>
         <w:t>{</w:t>
       </w:r>
       <w:r>
@@ -41360,246 +41351,36 @@
         </w:numPr>
         <w:ind w:firstLineChars="0"/>
         <w:rPr>
+          <w:rFonts w:ascii="思源黑体 CN Normal" w:eastAsia="思源黑体 CN Normal" w:hAnsi="思源黑体 CN Normal" w:hint="eastAsia"/>
+          <w:sz w:val="16"/>
+          <w:szCs w:val="16"/>
+        </w:rPr>
+      </w:pPr>
+      <w:r>
+        <w:rPr>
           <w:rFonts w:ascii="思源黑体 CN Normal" w:eastAsia="思源黑体 CN Normal" w:hAnsi="思源黑体 CN Normal"/>
           <w:sz w:val="16"/>
           <w:szCs w:val="16"/>
         </w:rPr>
-      </w:pPr>
+        <w:t xml:space="preserve">{%p </w:t>
+      </w:r>
+      <w:proofErr w:type="spellStart"/>
       <w:r>
         <w:rPr>
           <w:rFonts w:ascii="思源黑体 CN Normal" w:eastAsia="思源黑体 CN Normal" w:hAnsi="思源黑体 CN Normal"/>
           <w:sz w:val="16"/>
           <w:szCs w:val="16"/>
         </w:rPr>
-        <w:t xml:space="preserve">{%p </w:t>
-      </w:r>
-      <w:proofErr w:type="spellStart"/>
+        <w:t>endfor</w:t>
+      </w:r>
+      <w:proofErr w:type="spellEnd"/>
       <w:r>
         <w:rPr>
           <w:rFonts w:ascii="思源黑体 CN Normal" w:eastAsia="思源黑体 CN Normal" w:hAnsi="思源黑体 CN Normal"/>
           <w:sz w:val="16"/>
           <w:szCs w:val="16"/>
         </w:rPr>
-        <w:t>endfor</w:t>
-      </w:r>
-      <w:proofErr w:type="spellEnd"/>
-      <w:r>
-        <w:rPr>
-          <w:rFonts w:ascii="思源黑体 CN Normal" w:eastAsia="思源黑体 CN Normal" w:hAnsi="思源黑体 CN Normal"/>
-          <w:sz w:val="16"/>
-          <w:szCs w:val="16"/>
-        </w:rPr>
         <w:t>%}</w:t>
-      </w:r>
-    </w:p>
-    <w:p>
-      <w:r>
-        <w:rPr>
-          <w:rFonts w:hint="eastAsia"/>
-          <w:highlight w:val="green"/>
-        </w:rPr>
-        <w:t>{</w:t>
-      </w:r>
-      <w:r>
-        <w:rPr>
-          <w:highlight w:val="green"/>
-        </w:rPr>
-        <w:t xml:space="preserve">%p if not </w:t>
-      </w:r>
-      <w:proofErr w:type="spellStart"/>
-      <w:proofErr w:type="gramStart"/>
-      <w:r>
-        <w:rPr>
-          <w:highlight w:val="green"/>
-        </w:rPr>
-        <w:t>sample.order</w:t>
-      </w:r>
-      <w:proofErr w:type="gramEnd"/>
-      <w:r>
-        <w:rPr>
-          <w:highlight w:val="green"/>
-        </w:rPr>
-        <w:t>_type</w:t>
-      </w:r>
-      <w:proofErr w:type="spellEnd"/>
-      <w:r>
-        <w:rPr>
-          <w:highlight w:val="green"/>
-        </w:rPr>
-        <w:t>%</w:t>
-      </w:r>
-      <w:r>
-        <w:rPr>
-          <w:rFonts w:hint="eastAsia"/>
-          <w:highlight w:val="green"/>
-        </w:rPr>
-        <w:t>}</w:t>
-      </w:r>
-    </w:p>
-    <w:p>
-      <w:pPr>
-        <w:rPr>
-          <w:rFonts w:ascii="思源黑体 CN Light" w:eastAsia="思源黑体 CN Light" w:hAnsi="思源黑体 CN Light"/>
-          <w:color w:val="595959" w:themeColor="text1" w:themeTint="A6"/>
-          <w:sz w:val="13"/>
-          <w:szCs w:val="13"/>
-        </w:rPr>
-      </w:pPr>
-      <w:r>
-        <w:rPr>
-          <w:rFonts w:ascii="思源黑体 CN Light" w:eastAsia="思源黑体 CN Light" w:hAnsi="思源黑体 CN Light" w:hint="eastAsia"/>
-          <w:color w:val="595959" w:themeColor="text1" w:themeTint="A6"/>
-          <w:sz w:val="13"/>
-          <w:szCs w:val="13"/>
-          <w:highlight w:val="magenta"/>
-        </w:rPr>
-        <w:t xml:space="preserve">{{r </w:t>
-      </w:r>
-      <w:proofErr w:type="spellStart"/>
-      <w:r>
-        <w:rPr>
-          <w:rFonts w:ascii="思源黑体 CN Light" w:eastAsia="思源黑体 CN Light" w:hAnsi="思源黑体 CN Light" w:hint="eastAsia"/>
-          <w:color w:val="595959" w:themeColor="text1" w:themeTint="A6"/>
-          <w:sz w:val="13"/>
-          <w:szCs w:val="13"/>
-          <w:highlight w:val="magenta"/>
-        </w:rPr>
-        <w:t>page_</w:t>
-      </w:r>
-      <w:proofErr w:type="gramStart"/>
-      <w:r>
-        <w:rPr>
-          <w:rFonts w:ascii="思源黑体 CN Light" w:eastAsia="思源黑体 CN Light" w:hAnsi="思源黑体 CN Light" w:hint="eastAsia"/>
-          <w:color w:val="595959" w:themeColor="text1" w:themeTint="A6"/>
-          <w:sz w:val="13"/>
-          <w:szCs w:val="13"/>
-          <w:highlight w:val="magenta"/>
-        </w:rPr>
-        <w:t>break</w:t>
-      </w:r>
-      <w:proofErr w:type="spellEnd"/>
-      <w:r>
-        <w:rPr>
-          <w:rFonts w:ascii="思源黑体 CN Light" w:eastAsia="思源黑体 CN Light" w:hAnsi="思源黑体 CN Light" w:hint="eastAsia"/>
-          <w:color w:val="595959" w:themeColor="text1" w:themeTint="A6"/>
-          <w:sz w:val="13"/>
-          <w:szCs w:val="13"/>
-          <w:highlight w:val="magenta"/>
-        </w:rPr>
-        <w:t xml:space="preserve"> }</w:t>
-      </w:r>
-      <w:proofErr w:type="gramEnd"/>
-      <w:r>
-        <w:rPr>
-          <w:rFonts w:ascii="思源黑体 CN Light" w:eastAsia="思源黑体 CN Light" w:hAnsi="思源黑体 CN Light" w:hint="eastAsia"/>
-          <w:color w:val="595959" w:themeColor="text1" w:themeTint="A6"/>
-          <w:sz w:val="13"/>
-          <w:szCs w:val="13"/>
-          <w:highlight w:val="magenta"/>
-        </w:rPr>
-        <w:t>}</w:t>
-      </w:r>
-    </w:p>
-    <w:p>
-      <w:pPr>
-        <w:rPr>
-          <w:rFonts w:ascii="思源黑体 CN Bold" w:eastAsia="思源黑体 CN Bold" w:hAnsi="思源黑体 CN Bold" w:cstheme="majorBidi"/>
-          <w:b/>
-          <w:bCs/>
-          <w:color w:val="1E7648"/>
-          <w:sz w:val="24"/>
-          <w:szCs w:val="24"/>
-        </w:rPr>
-      </w:pPr>
-      <w:r>
-        <w:rPr>
-          <w:rFonts w:ascii="思源黑体 CN Bold" w:eastAsia="思源黑体 CN Bold" w:hAnsi="思源黑体 CN Bold" w:cstheme="majorBidi" w:hint="eastAsia"/>
-          <w:b/>
-          <w:bCs/>
-          <w:color w:val="1E7648"/>
-          <w:sz w:val="24"/>
-          <w:szCs w:val="24"/>
-        </w:rPr>
-        <w:t>{</w:t>
-      </w:r>
-      <w:r>
-        <w:rPr>
-          <w:rFonts w:ascii="思源黑体 CN Bold" w:eastAsia="思源黑体 CN Bold" w:hAnsi="思源黑体 CN Bold" w:cstheme="majorBidi"/>
-          <w:b/>
-          <w:bCs/>
-          <w:color w:val="1E7648"/>
-          <w:sz w:val="24"/>
-          <w:szCs w:val="24"/>
-        </w:rPr>
-        <w:t xml:space="preserve">{p </w:t>
-      </w:r>
-      <w:r>
-        <w:rPr>
-          <w:rFonts w:ascii="思源黑体 CN Bold" w:eastAsia="思源黑体 CN Bold" w:hAnsi="思源黑体 CN Bold" w:cstheme="majorBidi" w:hint="eastAsia"/>
-          <w:b/>
-          <w:bCs/>
-          <w:color w:val="1E7648"/>
-          <w:sz w:val="24"/>
-          <w:szCs w:val="24"/>
-        </w:rPr>
-        <w:t>sub</w:t>
-      </w:r>
-      <w:r>
-        <w:rPr>
-          <w:rFonts w:ascii="思源黑体 CN Bold" w:eastAsia="思源黑体 CN Bold" w:hAnsi="思源黑体 CN Bold" w:cstheme="majorBidi"/>
-          <w:b/>
-          <w:bCs/>
-          <w:color w:val="1E7648"/>
-          <w:sz w:val="24"/>
-          <w:szCs w:val="24"/>
-        </w:rPr>
-        <w:t>doc.</w:t>
-      </w:r>
-      <w:r>
-        <w:rPr>
-          <w:rFonts w:ascii="思源黑体 CN Bold" w:eastAsia="思源黑体 CN Bold" w:hAnsi="思源黑体 CN Bold" w:cstheme="majorBidi"/>
-          <w:b/>
-          <w:bCs/>
-          <w:color w:val="1E7648"/>
-          <w:sz w:val="24"/>
-          <w:szCs w:val="24"/>
-        </w:rPr>
-        <w:t>dyn_8_Other_ReportSecurityCheck</w:t>
-      </w:r>
-      <w:r>
-        <w:rPr>
-          <w:rFonts w:ascii="思源黑体 CN Bold" w:eastAsia="思源黑体 CN Bold" w:hAnsi="思源黑体 CN Bold" w:cstheme="majorBidi"/>
-          <w:b/>
-          <w:bCs/>
-          <w:color w:val="1E7648"/>
-          <w:sz w:val="24"/>
-          <w:szCs w:val="24"/>
-        </w:rPr>
-        <w:t>}}</w:t>
-      </w:r>
-    </w:p>
-    <w:p>
-      <w:pPr>
-        <w:pStyle w:val="af0"/>
-        <w:ind w:firstLineChars="0" w:firstLine="0"/>
-        <w:rPr>
-          <w:rFonts w:ascii="思源黑体 CN Normal" w:eastAsia="思源黑体 CN Normal" w:hAnsi="思源黑体 CN Normal" w:hint="eastAsia"/>
-          <w:sz w:val="16"/>
-          <w:szCs w:val="16"/>
-        </w:rPr>
-      </w:pPr>
-      <w:r>
-        <w:rPr>
-          <w:rFonts w:hint="eastAsia"/>
-          <w:highlight w:val="green"/>
-        </w:rPr>
-        <w:t>{</w:t>
-      </w:r>
-      <w:r>
-        <w:rPr>
-          <w:highlight w:val="green"/>
-        </w:rPr>
-        <w:t>%p endif%}</w:t>
       </w:r>
     </w:p>
     <w:sectPr>
@@ -41854,7 +41635,7 @@
                                                 <w:color w:val="191919"/>
                                                 <w:shd w:val="clear" w:color="auto" w:fill="FFFFFF"/>
                                               </w:rPr>
-                                              <w:instrText>24</w:instrText>
+                                              <w:instrText>25</w:instrText>
                                             </w:r>
                                             <w:r>
                                               <w:rPr>
@@ -41879,7 +41660,7 @@
                                                 <w:bCs/>
                                                 <w:noProof/>
                                               </w:rPr>
-                                              <w:t>24</w:t>
+                                              <w:t>25</w:t>
                                             </w:r>
                                             <w:r>
                                               <w:rPr>
